--- a/Báo cáo ĐBCLPM.docx
+++ b/Báo cáo ĐBCLPM.docx
@@ -136,6 +136,12 @@
           <w:b/>
         </w:rPr>
         <w:t xml:space="preserve">KHOA CÔNG NGHỆ THÔNG TIN </w:t>
+      </w:r>
+      <w:r>
+        <w:rPr>
+          <w:b/>
+        </w:rPr>
+        <w:t>N</w:t>
       </w:r>
     </w:p>
     <w:p>
@@ -63034,6 +63040,7 @@
   <w:style w:type="character" w:default="1" w:styleId="DefaultParagraphFont">
     <w:name w:val="Default Paragraph Font"/>
     <w:uiPriority w:val="1"/>
+    <w:semiHidden/>
     <w:unhideWhenUsed/>
   </w:style>
   <w:style w:type="table" w:default="1" w:styleId="TableNormal">

--- a/Báo cáo ĐBCLPM.docx
+++ b/Báo cáo ĐBCLPM.docx
@@ -137,12 +137,6 @@
         </w:rPr>
         <w:t xml:space="preserve">KHOA CÔNG NGHỆ THÔNG TIN </w:t>
       </w:r>
-      <w:r>
-        <w:rPr>
-          <w:b/>
-        </w:rPr>
-        <w:t>N</w:t>
-      </w:r>
     </w:p>
     <w:p>
       <w:pPr>
@@ -339,18 +333,18 @@
         <w:ind w:firstLine="720"/>
         <w:jc w:val="center"/>
         <w:rPr>
-          <w:b/>
+          <w:bCs/>
           <w:sz w:val="32"/>
           <w:szCs w:val="32"/>
         </w:rPr>
       </w:pPr>
       <w:r>
         <w:rPr>
-          <w:b/>
+          <w:bCs/>
           <w:sz w:val="32"/>
           <w:szCs w:val="32"/>
         </w:rPr>
-        <w:t xml:space="preserve">ĐẢM BẢO CHẤT LƯỢNG PHẦN MỀM </w:t>
+        <w:t xml:space="preserve">đảm bảo chất lượng phần mềm </w:t>
       </w:r>
     </w:p>
     <w:p>

--- a/Báo cáo ĐBCLPM.docx
+++ b/Báo cáo ĐBCLPM.docx
@@ -333,18 +333,18 @@
         <w:ind w:firstLine="720"/>
         <w:jc w:val="center"/>
         <w:rPr>
-          <w:bCs/>
+          <w:b/>
           <w:sz w:val="32"/>
           <w:szCs w:val="32"/>
         </w:rPr>
       </w:pPr>
       <w:r>
         <w:rPr>
-          <w:bCs/>
+          <w:b/>
           <w:sz w:val="32"/>
           <w:szCs w:val="32"/>
         </w:rPr>
-        <w:t xml:space="preserve">đảm bảo chất lượng phần mềm </w:t>
+        <w:t xml:space="preserve">ĐẢM BẢO CHẤT LƯỢNG PHẦN MỀM </w:t>
       </w:r>
     </w:p>
     <w:p>
